--- a/downloads/documents/05 Materials/Unit 04/Slides/Slides 04.12 - Plan Scale Drawing and Traffic Flow.docx
+++ b/downloads/documents/05 Materials/Unit 04/Slides/Slides 04.12 - Plan Scale Drawing and Traffic Flow.docx
@@ -1447,7 +1447,7 @@
     <w:sectPr>
       <w:headerReference w:type="default" r:id="rId9"/>
       <w:pgSz w:w="12240" w:h="15840"/>
-      <w:pgMar w:top="1440" w:bottom="1440" w:left="1440" w:right="1440" w:header="504"/>
+      <w:pgMar w:top="1008" w:bottom="1008" w:left="1008" w:right="1008" w:header="504"/>
     </w:sectPr>
   </w:body>
 </w:document>

--- a/downloads/documents/05 Materials/Unit 04/Slides/Slides 04.12 - Plan Scale Drawing and Traffic Flow.docx
+++ b/downloads/documents/05 Materials/Unit 04/Slides/Slides 04.12 - Plan Scale Drawing and Traffic Flow.docx
@@ -1109,7 +1109,7 @@
         <w:pStyle w:val="Compact"/>
       </w:pPr>
       <w:r>
-        <w:t xml:space="preserve">Is each piece in proportion to the room? A full bed in an 8 by 9 room eats it.</w:t>
+        <w:t xml:space="preserve">Is each piece in proportion to the room? A full bed in an 8 by 9 room takes over the whole room.</w:t>
       </w:r>
     </w:p>
     <w:p>
